--- a/Collatio/10/3. Rúbrica/Rúbrica 10.docx
+++ b/Collatio/10/3. Rúbrica/Rúbrica 10.docx
@@ -5,14 +5,14 @@
     <w:p>
       <w:pPr>
         <w:rPr>
-          <w:rFonts w:ascii="Garamond" w:hAnsi="Garamond"/>
+          <w:rFonts w:ascii="Brill" w:hAnsi="Brill"/>
           <w:color w:val="000000" w:themeColor="text1"/>
           <w:lang w:val="es-ES"/>
         </w:rPr>
       </w:pPr>
       <w:r>
         <w:rPr>
-          <w:rFonts w:ascii="Garamond" w:hAnsi="Garamond"/>
+          <w:rFonts w:ascii="Brill" w:hAnsi="Brill"/>
           <w:color w:val="000000" w:themeColor="text1"/>
           <w:lang w:val="es-ES"/>
         </w:rPr>
@@ -22,7 +22,7 @@
     <w:p>
       <w:pPr>
         <w:rPr>
-          <w:rFonts w:ascii="Garamond" w:hAnsi="Garamond"/>
+          <w:rFonts w:ascii="Brill" w:hAnsi="Brill"/>
           <w:color w:val="000000" w:themeColor="text1"/>
           <w:lang w:val="es-ES"/>
         </w:rPr>
@@ -31,14 +31,14 @@
     <w:p>
       <w:pPr>
         <w:rPr>
-          <w:rFonts w:ascii="Garamond" w:hAnsi="Garamond"/>
+          <w:rFonts w:ascii="Brill" w:hAnsi="Brill"/>
           <w:color w:val="FF0000"/>
           <w:lang w:val="es-ES"/>
         </w:rPr>
       </w:pPr>
       <w:r>
         <w:rPr>
-          <w:rFonts w:ascii="Garamond" w:hAnsi="Garamond"/>
+          <w:rFonts w:ascii="Brill" w:hAnsi="Brill"/>
           <w:color w:val="000000" w:themeColor="text1"/>
           <w:lang w:val="es-ES"/>
         </w:rPr>
@@ -46,7 +46,7 @@
       </w:r>
       <w:r>
         <w:rPr>
-          <w:rFonts w:ascii="Garamond" w:hAnsi="Garamond"/>
+          <w:rFonts w:ascii="Brill" w:hAnsi="Brill"/>
           <w:color w:val="FF0000"/>
           <w:lang w:val="es-ES"/>
         </w:rPr>
@@ -54,7 +54,7 @@
       </w:r>
       <w:r>
         <w:rPr>
-          <w:rFonts w:ascii="Garamond" w:hAnsi="Garamond"/>
+          <w:rFonts w:ascii="Brill" w:hAnsi="Brill"/>
           <w:color w:val="FF0000"/>
           <w:lang w:val="es-ES"/>
         </w:rPr>
@@ -62,7 +62,7 @@
       </w:r>
       <w:r>
         <w:rPr>
-          <w:rFonts w:ascii="Garamond" w:hAnsi="Garamond"/>
+          <w:rFonts w:ascii="Brill" w:hAnsi="Brill"/>
           <w:color w:val="FF0000"/>
           <w:lang w:val="es-ES"/>
         </w:rPr>
@@ -70,7 +70,7 @@
       </w:r>
       <w:r>
         <w:rPr>
-          <w:rFonts w:ascii="Garamond" w:hAnsi="Garamond"/>
+          <w:rFonts w:ascii="Brill" w:hAnsi="Brill"/>
           <w:color w:val="FF0000"/>
           <w:lang w:val="es-ES"/>
         </w:rPr>
@@ -78,7 +78,7 @@
       </w:r>
       <w:r>
         <w:rPr>
-          <w:rFonts w:ascii="Garamond" w:hAnsi="Garamond"/>
+          <w:rFonts w:ascii="Brill" w:hAnsi="Brill"/>
           <w:color w:val="FF0000"/>
           <w:lang w:val="es-ES"/>
         </w:rPr>
@@ -86,7 +86,7 @@
       </w:r>
       <w:r>
         <w:rPr>
-          <w:rFonts w:ascii="Garamond" w:hAnsi="Garamond"/>
+          <w:rFonts w:ascii="Brill" w:hAnsi="Brill"/>
           <w:color w:val="FF0000"/>
           <w:lang w:val="es-ES"/>
         </w:rPr>
@@ -94,7 +94,7 @@
       </w:r>
       <w:r>
         <w:rPr>
-          <w:rFonts w:ascii="Garamond" w:hAnsi="Garamond"/>
+          <w:rFonts w:ascii="Brill" w:hAnsi="Brill"/>
           <w:color w:val="FF0000"/>
           <w:lang w:val="es-ES"/>
         </w:rPr>
@@ -102,7 +102,7 @@
       </w:r>
       <w:r>
         <w:rPr>
-          <w:rFonts w:ascii="Garamond" w:hAnsi="Garamond"/>
+          <w:rFonts w:ascii="Brill" w:hAnsi="Brill"/>
           <w:color w:val="FF0000"/>
           <w:lang w:val="es-ES"/>
         </w:rPr>
@@ -110,7 +110,7 @@
       </w:r>
       <w:r>
         <w:rPr>
-          <w:rFonts w:ascii="Garamond" w:hAnsi="Garamond"/>
+          <w:rFonts w:ascii="Brill" w:hAnsi="Brill"/>
           <w:color w:val="FF0000"/>
           <w:lang w:val="es-ES"/>
         </w:rPr>
@@ -118,7 +118,7 @@
       </w:r>
       <w:r>
         <w:rPr>
-          <w:rFonts w:ascii="Garamond" w:hAnsi="Garamond"/>
+          <w:rFonts w:ascii="Brill" w:hAnsi="Brill"/>
           <w:color w:val="FF0000"/>
           <w:lang w:val="es-ES"/>
         </w:rPr>
@@ -126,7 +126,7 @@
       </w:r>
       <w:r>
         <w:rPr>
-          <w:rFonts w:ascii="Garamond" w:hAnsi="Garamond"/>
+          <w:rFonts w:ascii="Brill" w:hAnsi="Brill"/>
           <w:color w:val="FF0000"/>
           <w:lang w:val="es-ES"/>
         </w:rPr>
@@ -134,7 +134,7 @@
       </w:r>
       <w:r>
         <w:rPr>
-          <w:rFonts w:ascii="Garamond" w:hAnsi="Garamond"/>
+          <w:rFonts w:ascii="Brill" w:hAnsi="Brill"/>
           <w:color w:val="FF0000"/>
           <w:lang w:val="es-ES"/>
         </w:rPr>
@@ -142,7 +142,7 @@
       </w:r>
       <w:r>
         <w:rPr>
-          <w:rFonts w:ascii="Garamond" w:hAnsi="Garamond"/>
+          <w:rFonts w:ascii="Brill" w:hAnsi="Brill"/>
           <w:color w:val="FF0000"/>
           <w:lang w:val="es-ES"/>
         </w:rPr>
@@ -150,7 +150,7 @@
       </w:r>
       <w:r>
         <w:rPr>
-          <w:rFonts w:ascii="Garamond" w:hAnsi="Garamond"/>
+          <w:rFonts w:ascii="Brill" w:hAnsi="Brill"/>
           <w:color w:val="FF0000"/>
           <w:lang w:val="es-ES"/>
         </w:rPr>
@@ -158,7 +158,7 @@
       </w:r>
       <w:r>
         <w:rPr>
-          <w:rFonts w:ascii="Garamond" w:hAnsi="Garamond"/>
+          <w:rFonts w:ascii="Brill" w:hAnsi="Brill"/>
           <w:color w:val="FF0000"/>
           <w:lang w:val="es-ES"/>
         </w:rPr>
@@ -166,7 +166,7 @@
       </w:r>
       <w:r>
         <w:rPr>
-          <w:rFonts w:ascii="Garamond" w:hAnsi="Garamond"/>
+          <w:rFonts w:ascii="Brill" w:hAnsi="Brill"/>
           <w:color w:val="FF0000"/>
           <w:lang w:val="es-ES"/>
         </w:rPr>
@@ -174,7 +174,7 @@
       </w:r>
       <w:r>
         <w:rPr>
-          <w:rFonts w:ascii="Garamond" w:hAnsi="Garamond"/>
+          <w:rFonts w:ascii="Brill" w:hAnsi="Brill"/>
           <w:color w:val="FF0000"/>
           <w:lang w:val="es-ES"/>
         </w:rPr>
@@ -182,7 +182,7 @@
       </w:r>
       <w:r>
         <w:rPr>
-          <w:rFonts w:ascii="Garamond" w:hAnsi="Garamond"/>
+          <w:rFonts w:ascii="Brill" w:hAnsi="Brill"/>
           <w:color w:val="FF0000"/>
           <w:lang w:val="es-ES"/>
         </w:rPr>
@@ -192,7 +192,7 @@
     <w:p>
       <w:pPr>
         <w:rPr>
-          <w:rFonts w:ascii="Garamond" w:eastAsia="Calibri" w:hAnsi="Garamond" w:cs="Times New Roman (Corps CS)"/>
+          <w:rFonts w:ascii="Brill" w:eastAsia="Calibri" w:hAnsi="Brill" w:cs="Times New Roman (Corps CS)"/>
           <w:color w:val="FF0000"/>
           <w:kern w:val="2"/>
           <w:lang w:val="es-ES"/>
@@ -201,25 +201,16 @@
       </w:pPr>
       <w:r>
         <w:rPr>
-          <w:rFonts w:ascii="Garamond" w:eastAsia="Calibri" w:hAnsi="Garamond" w:cs="Times New Roman (Corps CS)"/>
-          <w:kern w:val="2"/>
-          <w:lang w:val="es-ES"/>
-          <w14:ligatures w14:val="standardContextual"/>
-        </w:rPr>
-        <w:t xml:space="preserve">B: </w:t>
-      </w:r>
-      <w:r>
-        <w:rPr>
-          <w:rFonts w:ascii="Garamond" w:eastAsia="Calibri" w:hAnsi="Garamond" w:cs="Times New Roman (Corps CS)"/>
-          <w:kern w:val="2"/>
-          <w:lang w:val="es-ES"/>
-          <w14:ligatures w14:val="standardContextual"/>
-        </w:rPr>
-        <w:t xml:space="preserve">1ra </w:t>
-      </w:r>
-      <w:r>
-        <w:rPr>
-          <w:rFonts w:ascii="Garamond" w:eastAsia="Calibri" w:hAnsi="Garamond" w:cs="Times New Roman (Corps CS)"/>
+          <w:rFonts w:ascii="Brill" w:eastAsia="Calibri" w:hAnsi="Brill" w:cs="Times New Roman (Corps CS)"/>
+          <w:kern w:val="2"/>
+          <w:lang w:val="es-ES"/>
+          <w14:ligatures w14:val="standardContextual"/>
+        </w:rPr>
+        <w:t xml:space="preserve">B: 1ra </w:t>
+      </w:r>
+      <w:r>
+        <w:rPr>
+          <w:rFonts w:ascii="Brill" w:eastAsia="Calibri" w:hAnsi="Brill" w:cs="Times New Roman (Corps CS)"/>
           <w:color w:val="FF0000"/>
           <w:kern w:val="2"/>
           <w:lang w:val="es-ES"/>
@@ -229,7 +220,7 @@
       </w:r>
       <w:r>
         <w:rPr>
-          <w:rFonts w:ascii="Garamond" w:eastAsia="Calibri" w:hAnsi="Garamond" w:cs="Times New Roman (Corps CS)"/>
+          <w:rFonts w:ascii="Brill" w:eastAsia="Calibri" w:hAnsi="Brill" w:cs="Times New Roman (Corps CS)"/>
           <w:smallCaps/>
           <w:color w:val="FF0000"/>
           <w:kern w:val="2"/>
@@ -240,7 +231,7 @@
       </w:r>
       <w:r>
         <w:rPr>
-          <w:rFonts w:ascii="Garamond" w:eastAsia="Calibri" w:hAnsi="Garamond" w:cs="Times New Roman (Corps CS)"/>
+          <w:rFonts w:ascii="Brill" w:eastAsia="Calibri" w:hAnsi="Brill" w:cs="Times New Roman (Corps CS)"/>
           <w:color w:val="FF0000"/>
           <w:kern w:val="2"/>
           <w:lang w:val="es-ES"/>
@@ -252,7 +243,7 @@
     <w:p>
       <w:pPr>
         <w:rPr>
-          <w:rFonts w:ascii="Garamond" w:eastAsia="Calibri" w:hAnsi="Garamond" w:cs="Times New Roman (Corps CS)"/>
+          <w:rFonts w:ascii="Brill" w:eastAsia="Calibri" w:hAnsi="Brill" w:cs="Times New Roman (Corps CS)"/>
           <w:kern w:val="2"/>
           <w:lang w:val="es-ES"/>
           <w14:ligatures w14:val="standardContextual"/>
@@ -260,25 +251,16 @@
       </w:pPr>
       <w:r>
         <w:rPr>
-          <w:rFonts w:ascii="Garamond" w:eastAsia="Calibri" w:hAnsi="Garamond" w:cs="Times New Roman (Corps CS)"/>
-          <w:kern w:val="2"/>
-          <w:lang w:val="es-ES"/>
-          <w14:ligatures w14:val="standardContextual"/>
-        </w:rPr>
-        <w:t xml:space="preserve">B: </w:t>
-      </w:r>
-      <w:r>
-        <w:rPr>
-          <w:rFonts w:ascii="Garamond" w:eastAsia="Calibri" w:hAnsi="Garamond" w:cs="Times New Roman (Corps CS)"/>
-          <w:kern w:val="2"/>
-          <w:lang w:val="es-ES"/>
-          <w14:ligatures w14:val="standardContextual"/>
-        </w:rPr>
-        <w:t xml:space="preserve">13va </w:t>
-      </w:r>
-      <w:r>
-        <w:rPr>
-          <w:rFonts w:ascii="Garamond" w:eastAsia="Calibri" w:hAnsi="Garamond" w:cs="Times New Roman (Corps CS)"/>
+          <w:rFonts w:ascii="Brill" w:eastAsia="Calibri" w:hAnsi="Brill" w:cs="Times New Roman (Corps CS)"/>
+          <w:kern w:val="2"/>
+          <w:lang w:val="es-ES"/>
+          <w14:ligatures w14:val="standardContextual"/>
+        </w:rPr>
+        <w:t xml:space="preserve">B: 13va </w:t>
+      </w:r>
+      <w:r>
+        <w:rPr>
+          <w:rFonts w:ascii="Brill" w:eastAsia="Calibri" w:hAnsi="Brill" w:cs="Times New Roman (Corps CS)"/>
           <w:color w:val="FF0000"/>
           <w:kern w:val="2"/>
           <w:lang w:val="es-ES"/>
@@ -288,7 +270,7 @@
       </w:r>
       <w:r>
         <w:rPr>
-          <w:rFonts w:ascii="Garamond" w:eastAsia="Calibri" w:hAnsi="Garamond" w:cs="Times New Roman (Corps CS)"/>
+          <w:rFonts w:ascii="Brill" w:eastAsia="Calibri" w:hAnsi="Brill" w:cs="Times New Roman (Corps CS)"/>
           <w:smallCaps/>
           <w:color w:val="FF0000"/>
           <w:kern w:val="2"/>
@@ -299,7 +281,7 @@
       </w:r>
       <w:r>
         <w:rPr>
-          <w:rFonts w:ascii="Garamond" w:eastAsia="Calibri" w:hAnsi="Garamond" w:cs="Times New Roman (Corps CS)"/>
+          <w:rFonts w:ascii="Brill" w:eastAsia="Calibri" w:hAnsi="Brill" w:cs="Times New Roman (Corps CS)"/>
           <w:color w:val="FF0000"/>
           <w:kern w:val="2"/>
           <w:lang w:val="es-ES"/>
@@ -311,14 +293,14 @@
     <w:p>
       <w:pPr>
         <w:rPr>
-          <w:rFonts w:ascii="Garamond" w:hAnsi="Garamond"/>
+          <w:rFonts w:ascii="Brill" w:hAnsi="Brill"/>
           <w:color w:val="FF0000"/>
           <w:lang w:val="es-ES"/>
         </w:rPr>
       </w:pPr>
       <w:r>
         <w:rPr>
-          <w:rFonts w:ascii="Garamond" w:hAnsi="Garamond"/>
+          <w:rFonts w:ascii="Brill" w:hAnsi="Brill"/>
           <w:color w:val="000000" w:themeColor="text1"/>
           <w:lang w:val="es-ES"/>
         </w:rPr>
@@ -326,145 +308,81 @@
       </w:r>
       <w:r>
         <w:rPr>
-          <w:rFonts w:ascii="Garamond" w:hAnsi="Garamond"/>
+          <w:rFonts w:ascii="Brill" w:hAnsi="Brill"/>
           <w:color w:val="000000" w:themeColor="text1"/>
         </w:rPr>
         <w:t>1v</w:t>
       </w:r>
       <w:r>
         <w:rPr>
-          <w:rFonts w:ascii="Garamond" w:hAnsi="Garamond"/>
+          <w:rFonts w:ascii="Brill" w:hAnsi="Brill"/>
         </w:rPr>
         <w:t xml:space="preserve"> </w:t>
       </w:r>
       <w:r>
         <w:rPr>
-          <w:rFonts w:ascii="Garamond" w:hAnsi="Garamond"/>
-          <w:color w:val="FF0000"/>
-          <w:lang w:val="es-ES"/>
-        </w:rPr>
-        <w:t>Cap</w:t>
-      </w:r>
-      <w:r>
-        <w:rPr>
-          <w:rFonts w:ascii="Garamond" w:hAnsi="Garamond"/>
-          <w:color w:val="FF0000"/>
-          <w:lang w:val="es-ES"/>
+          <w:rFonts w:ascii="Brill" w:hAnsi="Brill"/>
+          <w:color w:val="FF0000"/>
+          <w:lang w:val="es-ES"/>
+        </w:rPr>
+        <w:t xml:space="preserve">Capítulo </w:t>
+      </w:r>
+      <w:r>
+        <w:rPr>
+          <w:rFonts w:ascii="Brill" w:hAnsi="Brill"/>
+          <w:smallCaps/>
+          <w:color w:val="FF0000"/>
+        </w:rPr>
+        <w:t>xv</w:t>
+      </w:r>
+      <w:r>
+        <w:rPr>
+          <w:rFonts w:ascii="Brill" w:hAnsi="Brill"/>
+          <w:smallCaps/>
+          <w:color w:val="FF0000"/>
+          <w:lang w:val="es-ES"/>
+        </w:rPr>
+        <w:t>.</w:t>
+      </w:r>
+      <w:r>
+        <w:rPr>
+          <w:rFonts w:ascii="Brill" w:hAnsi="Brill"/>
+          <w:color w:val="FF0000"/>
+        </w:rPr>
+        <w:t xml:space="preserve"> </w:t>
+      </w:r>
+      <w:r>
+        <w:rPr>
+          <w:rFonts w:ascii="Brill" w:hAnsi="Brill"/>
+          <w:color w:val="FF0000"/>
+          <w:lang w:val="es-ES"/>
+        </w:rPr>
+        <w:t>¿Por qué razón quiso Dios</w:t>
+      </w:r>
+      <w:r>
+        <w:rPr>
+          <w:rFonts w:ascii="Brill" w:hAnsi="Brill"/>
+          <w:color w:val="FF0000"/>
+        </w:rPr>
+        <w:t xml:space="preserve"> encarnar en santa Mar</w:t>
+      </w:r>
+      <w:r>
+        <w:rPr>
+          <w:rFonts w:ascii="Brill" w:hAnsi="Brill"/>
+          <w:color w:val="FF0000"/>
         </w:rPr>
         <w:t>í</w:t>
       </w:r>
       <w:r>
         <w:rPr>
-          <w:rFonts w:ascii="Garamond" w:hAnsi="Garamond"/>
-          <w:color w:val="FF0000"/>
-          <w:lang w:val="es-ES"/>
-        </w:rPr>
-        <w:t>tulo</w:t>
-      </w:r>
-      <w:r>
-        <w:rPr>
-          <w:rFonts w:ascii="Garamond" w:hAnsi="Garamond"/>
-          <w:color w:val="FF0000"/>
-          <w:lang w:val="es-ES"/>
-        </w:rPr>
-        <w:t xml:space="preserve"> </w:t>
-      </w:r>
-      <w:r>
-        <w:rPr>
-          <w:rFonts w:ascii="Garamond" w:hAnsi="Garamond"/>
-          <w:smallCaps/>
-          <w:color w:val="FF0000"/>
-        </w:rPr>
-        <w:t>xv</w:t>
-      </w:r>
-      <w:r>
-        <w:rPr>
-          <w:rFonts w:ascii="Garamond" w:hAnsi="Garamond"/>
-          <w:smallCaps/>
-          <w:color w:val="FF0000"/>
-          <w:lang w:val="es-ES"/>
-        </w:rPr>
-        <w:t>.</w:t>
-      </w:r>
-      <w:r>
-        <w:rPr>
-          <w:rFonts w:ascii="Garamond" w:hAnsi="Garamond"/>
-          <w:color w:val="FF0000"/>
-        </w:rPr>
-        <w:t xml:space="preserve"> </w:t>
-      </w:r>
-      <w:r>
-        <w:rPr>
-          <w:rFonts w:ascii="Garamond" w:hAnsi="Garamond"/>
-          <w:color w:val="FF0000"/>
-          <w:lang w:val="es-ES"/>
-        </w:rPr>
-        <w:t>¿P</w:t>
-      </w:r>
-      <w:r>
-        <w:rPr>
-          <w:rFonts w:ascii="Garamond" w:hAnsi="Garamond"/>
-          <w:color w:val="FF0000"/>
-          <w:lang w:val="es-ES"/>
-        </w:rPr>
-        <w:t>or qu</w:t>
-      </w:r>
-      <w:r>
-        <w:rPr>
-          <w:rFonts w:ascii="Garamond" w:hAnsi="Garamond"/>
-          <w:color w:val="FF0000"/>
-          <w:lang w:val="es-ES"/>
-        </w:rPr>
-        <w:t>é</w:t>
-      </w:r>
-      <w:r>
-        <w:rPr>
-          <w:rFonts w:ascii="Garamond" w:hAnsi="Garamond"/>
-          <w:color w:val="FF0000"/>
-          <w:lang w:val="es-ES"/>
-        </w:rPr>
-        <w:t xml:space="preserve"> razón quiso </w:t>
-      </w:r>
-      <w:r>
-        <w:rPr>
-          <w:rFonts w:ascii="Garamond" w:hAnsi="Garamond"/>
-          <w:color w:val="FF0000"/>
-          <w:lang w:val="es-ES"/>
-        </w:rPr>
-        <w:t>D</w:t>
-      </w:r>
-      <w:r>
-        <w:rPr>
-          <w:rFonts w:ascii="Garamond" w:hAnsi="Garamond"/>
-          <w:color w:val="FF0000"/>
-          <w:lang w:val="es-ES"/>
-        </w:rPr>
-        <w:t>ios</w:t>
-      </w:r>
-      <w:r>
-        <w:rPr>
-          <w:rFonts w:ascii="Garamond" w:hAnsi="Garamond"/>
-          <w:color w:val="FF0000"/>
-        </w:rPr>
-        <w:t xml:space="preserve"> encarnar en santa Mar</w:t>
-      </w:r>
-      <w:r>
-        <w:rPr>
-          <w:rFonts w:ascii="Garamond" w:hAnsi="Garamond"/>
-          <w:color w:val="FF0000"/>
-        </w:rPr>
-        <w:t>í</w:t>
-      </w:r>
-      <w:r>
-        <w:rPr>
-          <w:rFonts w:ascii="Garamond" w:hAnsi="Garamond"/>
+          <w:rFonts w:ascii="Brill" w:hAnsi="Brill"/>
           <w:color w:val="FF0000"/>
         </w:rPr>
         <w:t>a</w:t>
       </w:r>
       <w:r>
         <w:rPr>
-          <w:rFonts w:ascii="Garamond" w:hAnsi="Garamond"/>
+          <w:rFonts w:ascii="Brill" w:hAnsi="Brill"/>
           <w:color w:val="FF0000"/>
           <w:lang w:val="es-ES"/>
         </w:rPr>
@@ -474,14 +392,14 @@
     <w:p>
       <w:pPr>
         <w:rPr>
-          <w:rFonts w:ascii="Garamond" w:hAnsi="Garamond"/>
+          <w:rFonts w:ascii="Brill" w:hAnsi="Brill"/>
           <w:color w:val="FF0000"/>
           <w:lang w:val="es-ES"/>
         </w:rPr>
       </w:pPr>
       <w:r>
         <w:rPr>
-          <w:rFonts w:ascii="Garamond" w:hAnsi="Garamond"/>
+          <w:rFonts w:ascii="Brill" w:hAnsi="Brill"/>
           <w:color w:val="000000" w:themeColor="text1"/>
           <w:lang w:val="es-ES"/>
         </w:rPr>
@@ -489,138 +407,74 @@
       </w:r>
       <w:r>
         <w:rPr>
-          <w:rFonts w:ascii="Garamond" w:hAnsi="Garamond"/>
+          <w:rFonts w:ascii="Brill" w:hAnsi="Brill"/>
           <w:color w:val="000000" w:themeColor="text1"/>
         </w:rPr>
         <w:t>29r</w:t>
       </w:r>
       <w:r>
         <w:rPr>
-          <w:rFonts w:ascii="Garamond" w:hAnsi="Garamond"/>
+          <w:rFonts w:ascii="Brill" w:hAnsi="Brill"/>
         </w:rPr>
         <w:t xml:space="preserve"> </w:t>
       </w:r>
       <w:r>
         <w:rPr>
-          <w:rFonts w:ascii="Garamond" w:hAnsi="Garamond"/>
-          <w:color w:val="FF0000"/>
-          <w:lang w:val="es-ES"/>
-        </w:rPr>
-        <w:t>Cap</w:t>
-      </w:r>
-      <w:r>
-        <w:rPr>
-          <w:rFonts w:ascii="Garamond" w:hAnsi="Garamond"/>
-          <w:color w:val="FF0000"/>
-          <w:lang w:val="es-ES"/>
+          <w:rFonts w:ascii="Brill" w:hAnsi="Brill"/>
+          <w:color w:val="FF0000"/>
+          <w:lang w:val="es-ES"/>
+        </w:rPr>
+        <w:t xml:space="preserve">Capítulo </w:t>
+      </w:r>
+      <w:r>
+        <w:rPr>
+          <w:rFonts w:ascii="Brill" w:hAnsi="Brill"/>
+          <w:smallCaps/>
+          <w:color w:val="FF0000"/>
+        </w:rPr>
+        <w:t>xv</w:t>
+      </w:r>
+      <w:r>
+        <w:rPr>
+          <w:rFonts w:ascii="Brill" w:hAnsi="Brill"/>
+          <w:smallCaps/>
+          <w:color w:val="FF0000"/>
+          <w:lang w:val="es-ES"/>
+        </w:rPr>
+        <w:t>.</w:t>
+      </w:r>
+      <w:r>
+        <w:rPr>
+          <w:rFonts w:ascii="Brill" w:hAnsi="Brill"/>
+          <w:color w:val="FF0000"/>
+        </w:rPr>
+        <w:t xml:space="preserve"> </w:t>
+      </w:r>
+      <w:r>
+        <w:rPr>
+          <w:rFonts w:ascii="Brill" w:hAnsi="Brill"/>
+          <w:color w:val="FF0000"/>
+          <w:lang w:val="es-ES"/>
+        </w:rPr>
+        <w:t>¿Por qué razón quiso Dios</w:t>
+      </w:r>
+      <w:r>
+        <w:rPr>
+          <w:rFonts w:ascii="Brill" w:hAnsi="Brill"/>
+          <w:color w:val="FF0000"/>
+        </w:rPr>
+        <w:t xml:space="preserve"> encarnar en santa Mar</w:t>
+      </w:r>
+      <w:r>
+        <w:rPr>
+          <w:rFonts w:ascii="Brill" w:hAnsi="Brill"/>
+          <w:color w:val="FF0000"/>
         </w:rPr>
         <w:t>í</w:t>
       </w:r>
       <w:r>
         <w:rPr>
-          <w:rFonts w:ascii="Garamond" w:hAnsi="Garamond"/>
-          <w:color w:val="FF0000"/>
-          <w:lang w:val="es-ES"/>
-        </w:rPr>
-        <w:t>tulo</w:t>
-      </w:r>
-      <w:r>
-        <w:rPr>
-          <w:rFonts w:ascii="Garamond" w:hAnsi="Garamond"/>
-          <w:color w:val="FF0000"/>
-          <w:lang w:val="es-ES"/>
-        </w:rPr>
-        <w:t xml:space="preserve"> </w:t>
-      </w:r>
-      <w:r>
-        <w:rPr>
-          <w:rFonts w:ascii="Garamond" w:hAnsi="Garamond"/>
-          <w:smallCaps/>
-          <w:color w:val="FF0000"/>
-        </w:rPr>
-        <w:t>xv</w:t>
-      </w:r>
-      <w:r>
-        <w:rPr>
-          <w:rFonts w:ascii="Garamond" w:hAnsi="Garamond"/>
-          <w:smallCaps/>
-          <w:color w:val="FF0000"/>
-          <w:lang w:val="es-ES"/>
-        </w:rPr>
-        <w:t>.</w:t>
-      </w:r>
-      <w:r>
-        <w:rPr>
-          <w:rFonts w:ascii="Garamond" w:hAnsi="Garamond"/>
-          <w:color w:val="FF0000"/>
-        </w:rPr>
-        <w:t xml:space="preserve"> </w:t>
-      </w:r>
-      <w:r>
-        <w:rPr>
-          <w:rFonts w:ascii="Garamond" w:hAnsi="Garamond"/>
-          <w:color w:val="FF0000"/>
-          <w:lang w:val="es-ES"/>
-        </w:rPr>
-        <w:t>¿P</w:t>
-      </w:r>
-      <w:r>
-        <w:rPr>
-          <w:rFonts w:ascii="Garamond" w:hAnsi="Garamond"/>
-          <w:color w:val="FF0000"/>
-          <w:lang w:val="es-ES"/>
-        </w:rPr>
-        <w:t>or qu</w:t>
-      </w:r>
-      <w:r>
-        <w:rPr>
-          <w:rFonts w:ascii="Garamond" w:hAnsi="Garamond"/>
-          <w:color w:val="FF0000"/>
-          <w:lang w:val="es-ES"/>
-        </w:rPr>
-        <w:t>é</w:t>
-      </w:r>
-      <w:r>
-        <w:rPr>
-          <w:rFonts w:ascii="Garamond" w:hAnsi="Garamond"/>
-          <w:color w:val="FF0000"/>
-          <w:lang w:val="es-ES"/>
-        </w:rPr>
-        <w:t xml:space="preserve"> razón quiso </w:t>
-      </w:r>
-      <w:r>
-        <w:rPr>
-          <w:rFonts w:ascii="Garamond" w:hAnsi="Garamond"/>
-          <w:color w:val="FF0000"/>
-          <w:lang w:val="es-ES"/>
-        </w:rPr>
-        <w:t>D</w:t>
-      </w:r>
-      <w:r>
-        <w:rPr>
-          <w:rFonts w:ascii="Garamond" w:hAnsi="Garamond"/>
-          <w:color w:val="FF0000"/>
-          <w:lang w:val="es-ES"/>
-        </w:rPr>
-        <w:t>ios</w:t>
-      </w:r>
-      <w:r>
-        <w:rPr>
-          <w:rFonts w:ascii="Garamond" w:hAnsi="Garamond"/>
-          <w:color w:val="FF0000"/>
-        </w:rPr>
-        <w:t xml:space="preserve"> encarnar en santa Mar</w:t>
-      </w:r>
-      <w:r>
-        <w:rPr>
-          <w:rFonts w:ascii="Garamond" w:hAnsi="Garamond"/>
-          <w:color w:val="FF0000"/>
-        </w:rPr>
-        <w:t>í</w:t>
-      </w:r>
-      <w:r>
-        <w:rPr>
-          <w:rFonts w:ascii="Garamond" w:hAnsi="Garamond"/>
+          <w:rFonts w:ascii="Brill" w:hAnsi="Brill"/>
           <w:color w:val="FF0000"/>
           <w:lang w:val="es-ES"/>
         </w:rPr>
@@ -630,14 +484,14 @@
     <w:p>
       <w:pPr>
         <w:rPr>
-          <w:rFonts w:ascii="Garamond" w:hAnsi="Garamond"/>
+          <w:rFonts w:ascii="Brill" w:hAnsi="Brill"/>
           <w:color w:val="FF0000"/>
           <w:lang w:val="es-ES"/>
         </w:rPr>
       </w:pPr>
       <w:r>
         <w:rPr>
-          <w:rFonts w:ascii="Garamond" w:hAnsi="Garamond"/>
+          <w:rFonts w:ascii="Brill" w:hAnsi="Brill"/>
           <w:color w:val="000000" w:themeColor="text1"/>
           <w:lang w:val="es-ES"/>
         </w:rPr>
@@ -645,14 +499,14 @@
       </w:r>
       <w:r>
         <w:rPr>
-          <w:rFonts w:ascii="Garamond" w:hAnsi="Garamond"/>
+          <w:rFonts w:ascii="Brill" w:hAnsi="Brill"/>
           <w:color w:val="000000" w:themeColor="text1"/>
         </w:rPr>
         <w:t>115r</w:t>
       </w:r>
       <w:r>
         <w:rPr>
-          <w:rFonts w:ascii="Garamond" w:hAnsi="Garamond"/>
+          <w:rFonts w:ascii="Brill" w:hAnsi="Brill"/>
           <w:color w:val="000000" w:themeColor="text1"/>
           <w:lang w:val="es-ES"/>
         </w:rPr>
@@ -660,7 +514,7 @@
       </w:r>
       <w:r>
         <w:rPr>
-          <w:rFonts w:ascii="Garamond" w:hAnsi="Garamond"/>
+          <w:rFonts w:ascii="Brill" w:hAnsi="Brill"/>
           <w:color w:val="FF0000"/>
           <w:lang w:val="es-ES"/>
         </w:rPr>
@@ -668,117 +522,61 @@
       </w:r>
       <w:r>
         <w:rPr>
-          <w:rFonts w:ascii="Garamond" w:hAnsi="Garamond"/>
-          <w:color w:val="FF0000"/>
-          <w:lang w:val="es-ES"/>
-        </w:rPr>
-        <w:t>Cap</w:t>
-      </w:r>
-      <w:r>
-        <w:rPr>
-          <w:rFonts w:ascii="Garamond" w:hAnsi="Garamond"/>
-          <w:color w:val="FF0000"/>
-          <w:lang w:val="es-ES"/>
+          <w:rFonts w:ascii="Brill" w:hAnsi="Brill"/>
+          <w:color w:val="FF0000"/>
+          <w:lang w:val="es-ES"/>
+        </w:rPr>
+        <w:t xml:space="preserve">Capítulo </w:t>
+      </w:r>
+      <w:r>
+        <w:rPr>
+          <w:rFonts w:ascii="Brill" w:hAnsi="Brill"/>
+          <w:smallCaps/>
+          <w:color w:val="FF0000"/>
+        </w:rPr>
+        <w:t>xxxii</w:t>
+      </w:r>
+      <w:r>
+        <w:rPr>
+          <w:rFonts w:ascii="Brill" w:hAnsi="Brill"/>
+          <w:smallCaps/>
+          <w:color w:val="FF0000"/>
+          <w:lang w:val="es-ES"/>
+        </w:rPr>
+        <w:t>.</w:t>
+      </w:r>
+      <w:r>
+        <w:rPr>
+          <w:rFonts w:ascii="Brill" w:hAnsi="Brill"/>
+          <w:color w:val="FF0000"/>
+        </w:rPr>
+        <w:t xml:space="preserve"> </w:t>
+      </w:r>
+      <w:r>
+        <w:rPr>
+          <w:rFonts w:ascii="Brill" w:hAnsi="Brill"/>
+          <w:color w:val="FF0000"/>
+          <w:lang w:val="es-ES"/>
+        </w:rPr>
+        <w:t>¿Por qué razón quiso Dios</w:t>
+      </w:r>
+      <w:r>
+        <w:rPr>
+          <w:rFonts w:ascii="Brill" w:hAnsi="Brill"/>
+          <w:color w:val="FF0000"/>
+        </w:rPr>
+        <w:t xml:space="preserve"> encarnar en santa Mar</w:t>
+      </w:r>
+      <w:r>
+        <w:rPr>
+          <w:rFonts w:ascii="Brill" w:hAnsi="Brill"/>
+          <w:color w:val="FF0000"/>
         </w:rPr>
         <w:t>í</w:t>
       </w:r>
       <w:r>
         <w:rPr>
-          <w:rFonts w:ascii="Garamond" w:hAnsi="Garamond"/>
-          <w:color w:val="FF0000"/>
-          <w:lang w:val="es-ES"/>
-        </w:rPr>
-        <w:t xml:space="preserve">tulo </w:t>
-      </w:r>
-      <w:r>
-        <w:rPr>
-          <w:rFonts w:ascii="Garamond" w:hAnsi="Garamond"/>
-          <w:smallCaps/>
-          <w:color w:val="FF0000"/>
-        </w:rPr>
-        <w:t>xxxii</w:t>
-      </w:r>
-      <w:r>
-        <w:rPr>
-          <w:rFonts w:ascii="Garamond" w:hAnsi="Garamond"/>
-          <w:smallCaps/>
-          <w:color w:val="FF0000"/>
-          <w:lang w:val="es-ES"/>
-        </w:rPr>
-        <w:t>.</w:t>
-      </w:r>
-      <w:r>
-        <w:rPr>
-          <w:rFonts w:ascii="Garamond" w:hAnsi="Garamond"/>
-          <w:color w:val="FF0000"/>
-        </w:rPr>
-        <w:t xml:space="preserve"> </w:t>
-      </w:r>
-      <w:r>
-        <w:rPr>
-          <w:rFonts w:ascii="Garamond" w:hAnsi="Garamond"/>
-          <w:color w:val="FF0000"/>
-          <w:lang w:val="es-ES"/>
-        </w:rPr>
-        <w:t>¿P</w:t>
-      </w:r>
-      <w:r>
-        <w:rPr>
-          <w:rFonts w:ascii="Garamond" w:hAnsi="Garamond"/>
-          <w:color w:val="FF0000"/>
-          <w:lang w:val="es-ES"/>
-        </w:rPr>
-        <w:t>or qu</w:t>
-      </w:r>
-      <w:r>
-        <w:rPr>
-          <w:rFonts w:ascii="Garamond" w:hAnsi="Garamond"/>
-          <w:color w:val="FF0000"/>
-          <w:lang w:val="es-ES"/>
-        </w:rPr>
-        <w:t>é</w:t>
-      </w:r>
-      <w:r>
-        <w:rPr>
-          <w:rFonts w:ascii="Garamond" w:hAnsi="Garamond"/>
-          <w:color w:val="FF0000"/>
-          <w:lang w:val="es-ES"/>
-        </w:rPr>
-        <w:t xml:space="preserve"> razón quiso </w:t>
-      </w:r>
-      <w:r>
-        <w:rPr>
-          <w:rFonts w:ascii="Garamond" w:hAnsi="Garamond"/>
-          <w:color w:val="FF0000"/>
-          <w:lang w:val="es-ES"/>
-        </w:rPr>
-        <w:t>D</w:t>
-      </w:r>
-      <w:r>
-        <w:rPr>
-          <w:rFonts w:ascii="Garamond" w:hAnsi="Garamond"/>
-          <w:color w:val="FF0000"/>
-          <w:lang w:val="es-ES"/>
-        </w:rPr>
-        <w:t>ios</w:t>
-      </w:r>
-      <w:r>
-        <w:rPr>
-          <w:rFonts w:ascii="Garamond" w:hAnsi="Garamond"/>
-          <w:color w:val="FF0000"/>
-        </w:rPr>
-        <w:t xml:space="preserve"> encarnar en santa Mar</w:t>
-      </w:r>
-      <w:r>
-        <w:rPr>
-          <w:rFonts w:ascii="Garamond" w:hAnsi="Garamond"/>
-          <w:color w:val="FF0000"/>
-        </w:rPr>
-        <w:t>í</w:t>
-      </w:r>
-      <w:r>
-        <w:rPr>
-          <w:rFonts w:ascii="Garamond" w:hAnsi="Garamond"/>
+          <w:rFonts w:ascii="Brill" w:hAnsi="Brill"/>
           <w:color w:val="FF0000"/>
           <w:lang w:val="es-ES"/>
         </w:rPr>
@@ -788,51 +586,35 @@
     <w:p>
       <w:pPr>
         <w:rPr>
-          <w:rFonts w:ascii="Garamond" w:hAnsi="Garamond"/>
+          <w:rFonts w:ascii="Brill" w:hAnsi="Brill"/>
           <w:color w:val="FF0000"/>
         </w:rPr>
       </w:pPr>
       <w:r>
         <w:rPr>
-          <w:rFonts w:ascii="Garamond" w:hAnsi="Garamond"/>
+          <w:rFonts w:ascii="Brill" w:hAnsi="Brill"/>
           <w:color w:val="000000" w:themeColor="text1"/>
         </w:rPr>
         <w:t>E: 62va</w:t>
       </w:r>
       <w:r>
         <w:rPr>
-          <w:rFonts w:ascii="Garamond" w:hAnsi="Garamond"/>
+          <w:rFonts w:ascii="Brill" w:hAnsi="Brill"/>
           <w:color w:val="FF0000"/>
         </w:rPr>
         <w:t xml:space="preserve"> </w:t>
       </w:r>
       <w:r>
         <w:rPr>
-          <w:rFonts w:ascii="Garamond" w:hAnsi="Garamond"/>
-          <w:color w:val="FF0000"/>
-          <w:lang w:val="es-ES"/>
-        </w:rPr>
-        <w:t>Cap</w:t>
-      </w:r>
-      <w:r>
-        <w:rPr>
-          <w:rFonts w:ascii="Garamond" w:hAnsi="Garamond"/>
-          <w:color w:val="FF0000"/>
-          <w:lang w:val="es-ES"/>
-        </w:rPr>
-        <w:t>í</w:t>
-      </w:r>
-      <w:r>
-        <w:rPr>
-          <w:rFonts w:ascii="Garamond" w:hAnsi="Garamond"/>
-          <w:color w:val="FF0000"/>
-          <w:lang w:val="es-ES"/>
-        </w:rPr>
-        <w:t xml:space="preserve">tulo </w:t>
-      </w:r>
-      <w:r>
-        <w:rPr>
-          <w:rFonts w:ascii="Garamond" w:hAnsi="Garamond"/>
+          <w:rFonts w:ascii="Brill" w:hAnsi="Brill"/>
+          <w:color w:val="FF0000"/>
+          <w:lang w:val="es-ES"/>
+        </w:rPr>
+        <w:t xml:space="preserve">Capítulo </w:t>
+      </w:r>
+      <w:r>
+        <w:rPr>
+          <w:rFonts w:ascii="Brill" w:hAnsi="Brill"/>
           <w:smallCaps/>
           <w:color w:val="FF0000"/>
         </w:rPr>
@@ -840,7 +622,7 @@
       </w:r>
       <w:r>
         <w:rPr>
-          <w:rFonts w:ascii="Garamond" w:hAnsi="Garamond"/>
+          <w:rFonts w:ascii="Brill" w:hAnsi="Brill"/>
           <w:smallCaps/>
           <w:color w:val="FF0000"/>
           <w:lang w:val="es-ES"/>
@@ -849,14 +631,14 @@
       </w:r>
       <w:r>
         <w:rPr>
-          <w:rFonts w:ascii="Garamond" w:hAnsi="Garamond"/>
+          <w:rFonts w:ascii="Brill" w:hAnsi="Brill"/>
           <w:color w:val="FF0000"/>
         </w:rPr>
         <w:t xml:space="preserve"> </w:t>
       </w:r>
       <w:r>
         <w:rPr>
-          <w:rFonts w:ascii="Garamond" w:hAnsi="Garamond"/>
+          <w:rFonts w:ascii="Brill" w:hAnsi="Brill"/>
           <w:color w:val="FF0000"/>
           <w:lang w:val="es-ES"/>
         </w:rPr>
@@ -864,68 +646,29 @@
       </w:r>
       <w:r>
         <w:rPr>
-          <w:rFonts w:ascii="Garamond" w:hAnsi="Garamond"/>
+          <w:rFonts w:ascii="Brill" w:hAnsi="Brill"/>
           <w:color w:val="FF0000"/>
         </w:rPr>
         <w:t xml:space="preserve">emanda por </w:t>
       </w:r>
       <w:r>
         <w:rPr>
-          <w:rFonts w:ascii="Garamond" w:hAnsi="Garamond"/>
-          <w:color w:val="FF0000"/>
-          <w:lang w:val="es-ES"/>
-        </w:rPr>
-        <w:t>qu</w:t>
-      </w:r>
-      <w:r>
-        <w:rPr>
-          <w:rFonts w:ascii="Garamond" w:hAnsi="Garamond"/>
-          <w:color w:val="FF0000"/>
-          <w:lang w:val="es-ES"/>
-        </w:rPr>
-        <w:t>é</w:t>
-      </w:r>
-      <w:r>
-        <w:rPr>
-          <w:rFonts w:ascii="Garamond" w:hAnsi="Garamond"/>
-          <w:color w:val="FF0000"/>
-          <w:lang w:val="es-ES"/>
-        </w:rPr>
-        <w:t xml:space="preserve"> razón quiso </w:t>
-      </w:r>
-      <w:r>
-        <w:rPr>
-          <w:rFonts w:ascii="Garamond" w:hAnsi="Garamond"/>
-          <w:color w:val="FF0000"/>
-          <w:lang w:val="es-ES"/>
-        </w:rPr>
-        <w:t>D</w:t>
-      </w:r>
-      <w:r>
-        <w:rPr>
-          <w:rFonts w:ascii="Garamond" w:hAnsi="Garamond"/>
-          <w:color w:val="FF0000"/>
-          <w:lang w:val="es-ES"/>
-        </w:rPr>
-        <w:t>ios</w:t>
-      </w:r>
-      <w:r>
-        <w:rPr>
-          <w:rFonts w:ascii="Garamond" w:hAnsi="Garamond"/>
-          <w:color w:val="FF0000"/>
-        </w:rPr>
-        <w:t xml:space="preserve"> encarnar en santa Mar</w:t>
-      </w:r>
-      <w:r>
-        <w:rPr>
-          <w:rFonts w:ascii="Garamond" w:hAnsi="Garamond"/>
-          <w:color w:val="FF0000"/>
-        </w:rPr>
-        <w:t>í</w:t>
-      </w:r>
-      <w:r>
-        <w:rPr>
-          <w:rFonts w:ascii="Garamond" w:hAnsi="Garamond"/>
+          <w:rFonts w:ascii="Brill" w:hAnsi="Brill"/>
+          <w:color w:val="FF0000"/>
+          <w:lang w:val="es-ES"/>
+        </w:rPr>
+        <w:t>qué razón quiso Dios</w:t>
+      </w:r>
+      <w:r>
+        <w:rPr>
+          <w:rFonts w:ascii="Brill" w:hAnsi="Brill"/>
+          <w:color w:val="FF0000"/>
+        </w:rPr>
+        <w:t xml:space="preserve"> encarnar en santa Marí</w:t>
+      </w:r>
+      <w:r>
+        <w:rPr>
+          <w:rFonts w:ascii="Brill" w:hAnsi="Brill"/>
           <w:color w:val="FF0000"/>
           <w:lang w:val="es-ES"/>
         </w:rPr>
@@ -935,50 +678,34 @@
     <w:p>
       <w:pPr>
         <w:rPr>
-          <w:rFonts w:ascii="Garamond" w:hAnsi="Garamond"/>
+          <w:rFonts w:ascii="Brill" w:hAnsi="Brill"/>
         </w:rPr>
       </w:pPr>
       <w:r>
         <w:rPr>
-          <w:rFonts w:ascii="Garamond" w:hAnsi="Garamond"/>
+          <w:rFonts w:ascii="Brill" w:hAnsi="Brill"/>
           <w:color w:val="000000" w:themeColor="text1"/>
         </w:rPr>
         <w:t>E: 80v</w:t>
       </w:r>
       <w:r>
         <w:rPr>
-          <w:rFonts w:ascii="Garamond" w:hAnsi="Garamond"/>
+          <w:rFonts w:ascii="Brill" w:hAnsi="Brill"/>
           <w:color w:val="FF0000"/>
         </w:rPr>
         <w:t xml:space="preserve"> </w:t>
       </w:r>
       <w:r>
         <w:rPr>
-          <w:rFonts w:ascii="Garamond" w:hAnsi="Garamond"/>
-          <w:color w:val="FF0000"/>
-          <w:lang w:val="es-ES"/>
-        </w:rPr>
-        <w:t>Cap</w:t>
-      </w:r>
-      <w:r>
-        <w:rPr>
-          <w:rFonts w:ascii="Garamond" w:hAnsi="Garamond"/>
-          <w:color w:val="FF0000"/>
-          <w:lang w:val="es-ES"/>
-        </w:rPr>
-        <w:t>í</w:t>
-      </w:r>
-      <w:r>
-        <w:rPr>
-          <w:rFonts w:ascii="Garamond" w:hAnsi="Garamond"/>
-          <w:color w:val="FF0000"/>
-          <w:lang w:val="es-ES"/>
-        </w:rPr>
-        <w:t xml:space="preserve">tulo </w:t>
-      </w:r>
-      <w:r>
-        <w:rPr>
-          <w:rFonts w:ascii="Garamond" w:hAnsi="Garamond"/>
+          <w:rFonts w:ascii="Brill" w:hAnsi="Brill"/>
+          <w:color w:val="FF0000"/>
+          <w:lang w:val="es-ES"/>
+        </w:rPr>
+        <w:t xml:space="preserve">Capítulo </w:t>
+      </w:r>
+      <w:r>
+        <w:rPr>
+          <w:rFonts w:ascii="Brill" w:hAnsi="Brill"/>
           <w:smallCaps/>
           <w:color w:val="FF0000"/>
         </w:rPr>
@@ -986,7 +713,7 @@
       </w:r>
       <w:r>
         <w:rPr>
-          <w:rFonts w:ascii="Garamond" w:hAnsi="Garamond"/>
+          <w:rFonts w:ascii="Brill" w:hAnsi="Brill"/>
           <w:smallCaps/>
           <w:color w:val="FF0000"/>
           <w:lang w:val="es-ES"/>
@@ -995,14 +722,14 @@
       </w:r>
       <w:r>
         <w:rPr>
-          <w:rFonts w:ascii="Garamond" w:hAnsi="Garamond"/>
+          <w:rFonts w:ascii="Brill" w:hAnsi="Brill"/>
           <w:color w:val="FF0000"/>
         </w:rPr>
         <w:t xml:space="preserve"> </w:t>
       </w:r>
       <w:r>
         <w:rPr>
-          <w:rFonts w:ascii="Garamond" w:hAnsi="Garamond"/>
+          <w:rFonts w:ascii="Brill" w:hAnsi="Brill"/>
           <w:color w:val="FF0000"/>
           <w:lang w:val="es-ES"/>
         </w:rPr>
@@ -1010,68 +737,29 @@
       </w:r>
       <w:r>
         <w:rPr>
-          <w:rFonts w:ascii="Garamond" w:hAnsi="Garamond"/>
+          <w:rFonts w:ascii="Brill" w:hAnsi="Brill"/>
           <w:color w:val="FF0000"/>
         </w:rPr>
         <w:t xml:space="preserve">emanda por </w:t>
       </w:r>
       <w:r>
         <w:rPr>
-          <w:rFonts w:ascii="Garamond" w:hAnsi="Garamond"/>
-          <w:color w:val="FF0000"/>
-          <w:lang w:val="es-ES"/>
-        </w:rPr>
-        <w:t>qu</w:t>
-      </w:r>
-      <w:r>
-        <w:rPr>
-          <w:rFonts w:ascii="Garamond" w:hAnsi="Garamond"/>
-          <w:color w:val="FF0000"/>
-          <w:lang w:val="es-ES"/>
-        </w:rPr>
-        <w:t>é</w:t>
-      </w:r>
-      <w:r>
-        <w:rPr>
-          <w:rFonts w:ascii="Garamond" w:hAnsi="Garamond"/>
-          <w:color w:val="FF0000"/>
-          <w:lang w:val="es-ES"/>
-        </w:rPr>
-        <w:t xml:space="preserve"> razón quiso </w:t>
-      </w:r>
-      <w:r>
-        <w:rPr>
-          <w:rFonts w:ascii="Garamond" w:hAnsi="Garamond"/>
-          <w:color w:val="FF0000"/>
-          <w:lang w:val="es-ES"/>
-        </w:rPr>
-        <w:t>D</w:t>
-      </w:r>
-      <w:r>
-        <w:rPr>
-          <w:rFonts w:ascii="Garamond" w:hAnsi="Garamond"/>
-          <w:color w:val="FF0000"/>
-          <w:lang w:val="es-ES"/>
-        </w:rPr>
-        <w:t>ios</w:t>
-      </w:r>
-      <w:r>
-        <w:rPr>
-          <w:rFonts w:ascii="Garamond" w:hAnsi="Garamond"/>
-          <w:color w:val="FF0000"/>
-        </w:rPr>
-        <w:t xml:space="preserve"> encarnar en santa Mar</w:t>
-      </w:r>
-      <w:r>
-        <w:rPr>
-          <w:rFonts w:ascii="Garamond" w:hAnsi="Garamond"/>
-          <w:color w:val="FF0000"/>
-        </w:rPr>
-        <w:t>í</w:t>
-      </w:r>
-      <w:r>
-        <w:rPr>
-          <w:rFonts w:ascii="Garamond" w:hAnsi="Garamond"/>
+          <w:rFonts w:ascii="Brill" w:hAnsi="Brill"/>
+          <w:color w:val="FF0000"/>
+          <w:lang w:val="es-ES"/>
+        </w:rPr>
+        <w:t>qué razón quiso Dios</w:t>
+      </w:r>
+      <w:r>
+        <w:rPr>
+          <w:rFonts w:ascii="Brill" w:hAnsi="Brill"/>
+          <w:color w:val="FF0000"/>
+        </w:rPr>
+        <w:t xml:space="preserve"> encarnar en santa Marí</w:t>
+      </w:r>
+      <w:r>
+        <w:rPr>
+          <w:rFonts w:ascii="Brill" w:hAnsi="Brill"/>
           <w:color w:val="FF0000"/>
           <w:lang w:val="es-ES"/>
         </w:rPr>
@@ -1081,7 +769,7 @@
     <w:p>
       <w:pPr>
         <w:rPr>
-          <w:rFonts w:ascii="Garamond" w:eastAsia="Aptos" w:hAnsi="Garamond" w:cs="Times New Roman (Corps CS)"/>
+          <w:rFonts w:ascii="Brill" w:eastAsia="Aptos" w:hAnsi="Brill" w:cs="Times New Roman (Corps CS)"/>
           <w:kern w:val="2"/>
           <w:lang w:val="fr-FR"/>
           <w14:ligatures w14:val="standardContextual"/>
@@ -1089,7 +777,7 @@
       </w:pPr>
       <w:r>
         <w:rPr>
-          <w:rFonts w:ascii="Garamond" w:eastAsia="Aptos" w:hAnsi="Garamond" w:cs="Times New Roman (Corps CS)"/>
+          <w:rFonts w:ascii="Brill" w:eastAsia="Aptos" w:hAnsi="Brill" w:cs="Times New Roman (Corps CS)"/>
           <w:kern w:val="2"/>
           <w:lang w:val="fr-FR"/>
           <w14:ligatures w14:val="standardContextual"/>
@@ -1098,7 +786,7 @@
       </w:r>
       <w:r>
         <w:rPr>
-          <w:rFonts w:ascii="Garamond" w:eastAsia="Aptos" w:hAnsi="Garamond" w:cs="Times New Roman (Corps CS)"/>
+          <w:rFonts w:ascii="Brill" w:eastAsia="Aptos" w:hAnsi="Brill" w:cs="Times New Roman (Corps CS)"/>
           <w:color w:val="FF0000"/>
           <w:kern w:val="2"/>
           <w:lang w:val="fr-FR"/>
@@ -1108,7 +796,7 @@
       </w:r>
       <w:r>
         <w:rPr>
-          <w:rFonts w:ascii="Garamond" w:eastAsia="Aptos" w:hAnsi="Garamond" w:cs="Times New Roman (Corps CS)"/>
+          <w:rFonts w:ascii="Brill" w:eastAsia="Aptos" w:hAnsi="Brill" w:cs="Times New Roman (Corps CS)"/>
           <w:smallCaps/>
           <w:color w:val="FF0000"/>
           <w:kern w:val="2"/>
@@ -1119,7 +807,7 @@
       </w:r>
       <w:r>
         <w:rPr>
-          <w:rFonts w:ascii="Garamond" w:eastAsia="Aptos" w:hAnsi="Garamond" w:cs="Times New Roman (Corps CS)"/>
+          <w:rFonts w:ascii="Brill" w:eastAsia="Aptos" w:hAnsi="Brill" w:cs="Times New Roman (Corps CS)"/>
           <w:color w:val="FF0000"/>
           <w:kern w:val="2"/>
           <w:lang w:val="fr-FR"/>
@@ -1131,14 +819,14 @@
     <w:p>
       <w:pPr>
         <w:rPr>
-          <w:rFonts w:ascii="Garamond" w:hAnsi="Garamond"/>
+          <w:rFonts w:ascii="Brill" w:hAnsi="Brill"/>
           <w:color w:val="000000" w:themeColor="text1"/>
           <w:lang w:val="es-ES"/>
         </w:rPr>
       </w:pPr>
       <w:r>
         <w:rPr>
-          <w:rFonts w:ascii="Garamond" w:hAnsi="Garamond"/>
+          <w:rFonts w:ascii="Brill" w:hAnsi="Brill"/>
           <w:color w:val="000000" w:themeColor="text1"/>
           <w:lang w:val="es-ES"/>
         </w:rPr>
@@ -1146,7 +834,7 @@
       </w:r>
       <w:r>
         <w:rPr>
-          <w:rFonts w:ascii="Garamond" w:hAnsi="Garamond"/>
+          <w:rFonts w:ascii="Brill" w:hAnsi="Brill"/>
           <w:color w:val="000000" w:themeColor="text1"/>
           <w:lang w:val="es-ES"/>
         </w:rPr>
@@ -1154,7 +842,7 @@
       </w:r>
       <w:r>
         <w:rPr>
-          <w:rFonts w:ascii="Garamond" w:hAnsi="Garamond"/>
+          <w:rFonts w:ascii="Brill" w:hAnsi="Brill"/>
           <w:color w:val="000000" w:themeColor="text1"/>
           <w:lang w:val="es-ES"/>
         </w:rPr>
@@ -1162,14 +850,14 @@
       </w:r>
       <w:r>
         <w:rPr>
-          <w:rFonts w:ascii="Garamond" w:hAnsi="Garamond"/>
+          <w:rFonts w:ascii="Brill" w:hAnsi="Brill"/>
           <w:color w:val="000000" w:themeColor="text1"/>
         </w:rPr>
         <w:t xml:space="preserve"> </w:t>
       </w:r>
       <w:r>
         <w:rPr>
-          <w:rFonts w:ascii="Garamond" w:hAnsi="Garamond"/>
+          <w:rFonts w:ascii="Brill" w:hAnsi="Brill"/>
           <w:color w:val="000000" w:themeColor="text1"/>
           <w:lang w:val="es-ES"/>
         </w:rPr>
@@ -1177,7 +865,7 @@
       </w:r>
       <w:r>
         <w:rPr>
-          <w:rFonts w:ascii="Garamond" w:hAnsi="Garamond"/>
+          <w:rFonts w:ascii="Brill" w:hAnsi="Brill"/>
           <w:color w:val="000000" w:themeColor="text1"/>
           <w:lang w:val="es-ES"/>
         </w:rPr>
@@ -1187,14 +875,14 @@
     <w:p>
       <w:pPr>
         <w:rPr>
-          <w:rFonts w:ascii="Garamond" w:hAnsi="Garamond"/>
+          <w:rFonts w:ascii="Brill" w:hAnsi="Brill"/>
           <w:color w:val="FF0000"/>
           <w:lang w:val="es-ES"/>
         </w:rPr>
       </w:pPr>
       <w:r>
         <w:rPr>
-          <w:rFonts w:ascii="Garamond" w:hAnsi="Garamond"/>
+          <w:rFonts w:ascii="Brill" w:hAnsi="Brill"/>
           <w:color w:val="000000" w:themeColor="text1"/>
           <w:lang w:val="es-ES"/>
         </w:rPr>
@@ -1202,153 +890,97 @@
       </w:r>
       <w:r>
         <w:rPr>
-          <w:rFonts w:ascii="Garamond" w:hAnsi="Garamond"/>
+          <w:rFonts w:ascii="Brill" w:hAnsi="Brill"/>
           <w:color w:val="000000" w:themeColor="text1"/>
         </w:rPr>
         <w:t>17r</w:t>
       </w:r>
       <w:r>
         <w:rPr>
-          <w:rFonts w:ascii="Garamond" w:hAnsi="Garamond"/>
+          <w:rFonts w:ascii="Brill" w:hAnsi="Brill"/>
           <w:color w:val="FF0000"/>
         </w:rPr>
         <w:t xml:space="preserve"> </w:t>
       </w:r>
       <w:r>
         <w:rPr>
-          <w:rFonts w:ascii="Garamond" w:hAnsi="Garamond"/>
-          <w:color w:val="FF0000"/>
-          <w:lang w:val="es-ES"/>
-        </w:rPr>
-        <w:t>Cap</w:t>
-      </w:r>
-      <w:r>
-        <w:rPr>
-          <w:rFonts w:ascii="Garamond" w:hAnsi="Garamond"/>
-          <w:color w:val="FF0000"/>
-          <w:lang w:val="es-ES"/>
+          <w:rFonts w:ascii="Brill" w:hAnsi="Brill"/>
+          <w:color w:val="FF0000"/>
+          <w:lang w:val="es-ES"/>
+        </w:rPr>
+        <w:t xml:space="preserve">Capítulo </w:t>
+      </w:r>
+      <w:r>
+        <w:rPr>
+          <w:rFonts w:ascii="Brill" w:hAnsi="Brill"/>
+          <w:smallCaps/>
+          <w:color w:val="FF0000"/>
+        </w:rPr>
+        <w:t>viii</w:t>
+      </w:r>
+      <w:r>
+        <w:rPr>
+          <w:rFonts w:ascii="Brill" w:hAnsi="Brill"/>
+          <w:smallCaps/>
+          <w:color w:val="FF0000"/>
+          <w:lang w:val="es-ES"/>
+        </w:rPr>
+        <w:t>.</w:t>
+      </w:r>
+      <w:r>
+        <w:rPr>
+          <w:rFonts w:ascii="Brill" w:hAnsi="Brill"/>
+          <w:color w:val="FF0000"/>
+        </w:rPr>
+        <w:t xml:space="preserve"> </w:t>
+      </w:r>
+      <w:r>
+        <w:rPr>
+          <w:rFonts w:ascii="Brill" w:hAnsi="Brill"/>
+          <w:color w:val="FF0000"/>
+          <w:lang w:val="es-ES"/>
+        </w:rPr>
+        <w:t>¿Por qué razón quiso Dios</w:t>
+      </w:r>
+      <w:r>
+        <w:rPr>
+          <w:rFonts w:ascii="Brill" w:hAnsi="Brill"/>
+          <w:color w:val="FF0000"/>
+        </w:rPr>
+        <w:t xml:space="preserve"> encarnar en </w:t>
+      </w:r>
+      <w:r>
+        <w:rPr>
+          <w:rFonts w:ascii="Brill" w:hAnsi="Brill"/>
+          <w:color w:val="FF0000"/>
+        </w:rPr>
+        <w:t xml:space="preserve">la virgen </w:t>
+      </w:r>
+      <w:r>
+        <w:rPr>
+          <w:rFonts w:ascii="Brill" w:hAnsi="Brill"/>
+          <w:color w:val="FF0000"/>
+          <w:lang w:val="es-ES"/>
+        </w:rPr>
+        <w:t>M</w:t>
+      </w:r>
+      <w:r>
+        <w:rPr>
+          <w:rFonts w:ascii="Brill" w:hAnsi="Brill"/>
+          <w:color w:val="FF0000"/>
+        </w:rPr>
+        <w:t>ar</w:t>
+      </w:r>
+      <w:r>
+        <w:rPr>
+          <w:rFonts w:ascii="Brill" w:hAnsi="Brill"/>
+          <w:color w:val="FF0000"/>
         </w:rPr>
         <w:t>í</w:t>
       </w:r>
       <w:r>
         <w:rPr>
-          <w:rFonts w:ascii="Garamond" w:hAnsi="Garamond"/>
-          <w:color w:val="FF0000"/>
-          <w:lang w:val="es-ES"/>
-        </w:rPr>
-        <w:t xml:space="preserve">tulo </w:t>
-      </w:r>
-      <w:r>
-        <w:rPr>
-          <w:rFonts w:ascii="Garamond" w:hAnsi="Garamond"/>
-          <w:smallCaps/>
-          <w:color w:val="FF0000"/>
-        </w:rPr>
-        <w:t>viii</w:t>
-      </w:r>
-      <w:r>
-        <w:rPr>
-          <w:rFonts w:ascii="Garamond" w:hAnsi="Garamond"/>
-          <w:smallCaps/>
-          <w:color w:val="FF0000"/>
-          <w:lang w:val="es-ES"/>
-        </w:rPr>
-        <w:t>.</w:t>
-      </w:r>
-      <w:r>
-        <w:rPr>
-          <w:rFonts w:ascii="Garamond" w:hAnsi="Garamond"/>
-          <w:color w:val="FF0000"/>
-        </w:rPr>
-        <w:t xml:space="preserve"> </w:t>
-      </w:r>
-      <w:r>
-        <w:rPr>
-          <w:rFonts w:ascii="Garamond" w:hAnsi="Garamond"/>
-          <w:color w:val="FF0000"/>
-          <w:lang w:val="es-ES"/>
-        </w:rPr>
-        <w:t>¿P</w:t>
-      </w:r>
-      <w:r>
-        <w:rPr>
-          <w:rFonts w:ascii="Garamond" w:hAnsi="Garamond"/>
-          <w:color w:val="FF0000"/>
-          <w:lang w:val="es-ES"/>
-        </w:rPr>
-        <w:t>or qu</w:t>
-      </w:r>
-      <w:r>
-        <w:rPr>
-          <w:rFonts w:ascii="Garamond" w:hAnsi="Garamond"/>
-          <w:color w:val="FF0000"/>
-          <w:lang w:val="es-ES"/>
-        </w:rPr>
-        <w:t>é</w:t>
-      </w:r>
-      <w:r>
-        <w:rPr>
-          <w:rFonts w:ascii="Garamond" w:hAnsi="Garamond"/>
-          <w:color w:val="FF0000"/>
-          <w:lang w:val="es-ES"/>
-        </w:rPr>
-        <w:t xml:space="preserve"> razón quiso </w:t>
-      </w:r>
-      <w:r>
-        <w:rPr>
-          <w:rFonts w:ascii="Garamond" w:hAnsi="Garamond"/>
-          <w:color w:val="FF0000"/>
-          <w:lang w:val="es-ES"/>
-        </w:rPr>
-        <w:t>D</w:t>
-      </w:r>
-      <w:r>
-        <w:rPr>
-          <w:rFonts w:ascii="Garamond" w:hAnsi="Garamond"/>
-          <w:color w:val="FF0000"/>
-          <w:lang w:val="es-ES"/>
-        </w:rPr>
-        <w:t>ios</w:t>
-      </w:r>
-      <w:r>
-        <w:rPr>
-          <w:rFonts w:ascii="Garamond" w:hAnsi="Garamond"/>
-          <w:color w:val="FF0000"/>
-        </w:rPr>
-        <w:t xml:space="preserve"> encarnar en </w:t>
-      </w:r>
-      <w:r>
-        <w:rPr>
-          <w:rFonts w:ascii="Garamond" w:hAnsi="Garamond"/>
-          <w:color w:val="FF0000"/>
-        </w:rPr>
-        <w:t xml:space="preserve">la virgen </w:t>
-      </w:r>
-      <w:r>
-        <w:rPr>
-          <w:rFonts w:ascii="Garamond" w:hAnsi="Garamond"/>
-          <w:color w:val="FF0000"/>
-          <w:lang w:val="es-ES"/>
-        </w:rPr>
-        <w:t>M</w:t>
-      </w:r>
-      <w:r>
-        <w:rPr>
-          <w:rFonts w:ascii="Garamond" w:hAnsi="Garamond"/>
-          <w:color w:val="FF0000"/>
-        </w:rPr>
-        <w:t>ar</w:t>
-      </w:r>
-      <w:r>
-        <w:rPr>
-          <w:rFonts w:ascii="Garamond" w:hAnsi="Garamond"/>
-          <w:color w:val="FF0000"/>
-        </w:rPr>
-        <w:t>í</w:t>
-      </w:r>
-      <w:r>
-        <w:rPr>
-          <w:rFonts w:ascii="Garamond" w:hAnsi="Garamond"/>
+          <w:rFonts w:ascii="Brill" w:hAnsi="Brill"/>
           <w:color w:val="FF0000"/>
           <w:lang w:val="es-ES"/>
         </w:rPr>
@@ -1358,7 +990,7 @@
     <w:p>
       <w:pPr>
         <w:rPr>
-          <w:rFonts w:ascii="Garamond" w:hAnsi="Garamond" w:cs="Times New Roman (Corps CS)"/>
+          <w:rFonts w:ascii="Brill" w:hAnsi="Brill" w:cs="Times New Roman (Corps CS)"/>
           <w:color w:val="FF0000"/>
           <w:kern w:val="2"/>
           <w14:ligatures w14:val="standardContextual"/>
@@ -1366,7 +998,7 @@
       </w:pPr>
       <w:r>
         <w:rPr>
-          <w:rFonts w:ascii="Garamond" w:hAnsi="Garamond" w:cs="Times New Roman (Corps CS)"/>
+          <w:rFonts w:ascii="Brill" w:hAnsi="Brill" w:cs="Times New Roman (Corps CS)"/>
           <w:kern w:val="2"/>
           <w:lang w:val="es-ES"/>
           <w14:ligatures w14:val="standardContextual"/>
@@ -1375,7 +1007,7 @@
       </w:r>
       <w:r>
         <w:rPr>
-          <w:rFonts w:ascii="Garamond" w:hAnsi="Garamond" w:cs="Times New Roman (Corps CS)"/>
+          <w:rFonts w:ascii="Brill" w:hAnsi="Brill" w:cs="Times New Roman (Corps CS)"/>
           <w:color w:val="FF0000"/>
           <w:kern w:val="2"/>
           <w:lang w:val="es-ES"/>
@@ -1385,7 +1017,7 @@
       </w:r>
       <w:r>
         <w:rPr>
-          <w:rFonts w:ascii="Garamond" w:hAnsi="Garamond" w:cs="Times New Roman (Corps CS)"/>
+          <w:rFonts w:ascii="Brill" w:hAnsi="Brill" w:cs="Times New Roman (Corps CS)"/>
           <w:color w:val="FF0000"/>
           <w:kern w:val="2"/>
           <w14:ligatures w14:val="standardContextual"/>
@@ -1394,7 +1026,7 @@
       </w:r>
       <w:r>
         <w:rPr>
-          <w:rFonts w:ascii="Garamond" w:hAnsi="Garamond" w:cs="Times New Roman (Corps CS)"/>
+          <w:rFonts w:ascii="Brill" w:hAnsi="Brill" w:cs="Times New Roman (Corps CS)"/>
           <w:color w:val="FF0000"/>
           <w:kern w:val="2"/>
           <w:lang w:val="es-ES"/>
@@ -1404,7 +1036,7 @@
       </w:r>
       <w:r>
         <w:rPr>
-          <w:rFonts w:ascii="Garamond" w:hAnsi="Garamond" w:cs="Times New Roman (Corps CS)"/>
+          <w:rFonts w:ascii="Brill" w:hAnsi="Brill" w:cs="Times New Roman (Corps CS)"/>
           <w:color w:val="FF0000"/>
           <w:kern w:val="2"/>
           <w14:ligatures w14:val="standardContextual"/>
@@ -1413,7 +1045,7 @@
       </w:r>
       <w:r>
         <w:rPr>
-          <w:rFonts w:ascii="Garamond" w:hAnsi="Garamond" w:cs="Times New Roman (Corps CS)"/>
+          <w:rFonts w:ascii="Brill" w:hAnsi="Brill" w:cs="Times New Roman (Corps CS)"/>
           <w:color w:val="FF0000"/>
           <w:kern w:val="2"/>
           <w:lang w:val="es-ES"/>
@@ -1423,7 +1055,7 @@
       </w:r>
       <w:r>
         <w:rPr>
-          <w:rFonts w:ascii="Garamond" w:hAnsi="Garamond" w:cs="Times New Roman (Corps CS)"/>
+          <w:rFonts w:ascii="Brill" w:hAnsi="Brill" w:cs="Times New Roman (Corps CS)"/>
           <w:color w:val="FF0000"/>
           <w:kern w:val="2"/>
           <w14:ligatures w14:val="standardContextual"/>
@@ -1432,7 +1064,7 @@
       </w:r>
       <w:r>
         <w:rPr>
-          <w:rFonts w:ascii="Garamond" w:hAnsi="Garamond" w:cs="Times New Roman (Corps CS)"/>
+          <w:rFonts w:ascii="Brill" w:hAnsi="Brill" w:cs="Times New Roman (Corps CS)"/>
           <w:color w:val="FF0000"/>
           <w:kern w:val="2"/>
           <w:lang w:val="es-ES"/>
@@ -1442,7 +1074,7 @@
       </w:r>
       <w:r>
         <w:rPr>
-          <w:rFonts w:ascii="Garamond" w:hAnsi="Garamond" w:cs="Times New Roman (Corps CS)"/>
+          <w:rFonts w:ascii="Brill" w:hAnsi="Brill" w:cs="Times New Roman (Corps CS)"/>
           <w:color w:val="FF0000"/>
           <w:kern w:val="2"/>
           <w14:ligatures w14:val="standardContextual"/>
@@ -1451,7 +1083,7 @@
       </w:r>
       <w:r>
         <w:rPr>
-          <w:rFonts w:ascii="Garamond" w:hAnsi="Garamond" w:cs="Times New Roman (Corps CS)"/>
+          <w:rFonts w:ascii="Brill" w:hAnsi="Brill" w:cs="Times New Roman (Corps CS)"/>
           <w:color w:val="FF0000"/>
           <w:kern w:val="2"/>
           <w:lang w:val="es-ES"/>
@@ -1461,7 +1093,7 @@
       </w:r>
       <w:r>
         <w:rPr>
-          <w:rFonts w:ascii="Garamond" w:hAnsi="Garamond" w:cs="Times New Roman (Corps CS)"/>
+          <w:rFonts w:ascii="Brill" w:hAnsi="Brill" w:cs="Times New Roman (Corps CS)"/>
           <w:color w:val="FF0000"/>
           <w:kern w:val="2"/>
           <w14:ligatures w14:val="standardContextual"/>
@@ -1472,7 +1104,7 @@
     <w:p>
       <w:pPr>
         <w:rPr>
-          <w:rFonts w:ascii="Garamond" w:hAnsi="Garamond" w:cs="Times New Roman (Corps CS)"/>
+          <w:rFonts w:ascii="Brill" w:hAnsi="Brill" w:cs="Times New Roman (Corps CS)"/>
           <w:color w:val="FF0000"/>
           <w:kern w:val="2"/>
           <w14:ligatures w14:val="standardContextual"/>
@@ -1480,7 +1112,7 @@
       </w:pPr>
       <w:r>
         <w:rPr>
-          <w:rFonts w:ascii="Garamond" w:hAnsi="Garamond" w:cs="Times New Roman (Corps CS)"/>
+          <w:rFonts w:ascii="Brill" w:hAnsi="Brill" w:cs="Times New Roman (Corps CS)"/>
           <w:kern w:val="2"/>
           <w:lang w:val="es-ES"/>
           <w14:ligatures w14:val="standardContextual"/>
@@ -1489,7 +1121,7 @@
       </w:r>
       <w:r>
         <w:rPr>
-          <w:rFonts w:ascii="Garamond" w:hAnsi="Garamond" w:cs="Times New Roman (Corps CS)"/>
+          <w:rFonts w:ascii="Brill" w:hAnsi="Brill" w:cs="Times New Roman (Corps CS)"/>
           <w:kern w:val="2"/>
           <w14:ligatures w14:val="standardContextual"/>
         </w:rPr>
@@ -1497,7 +1129,7 @@
       </w:r>
       <w:r>
         <w:rPr>
-          <w:rFonts w:ascii="Garamond" w:hAnsi="Garamond" w:cs="Times New Roman (Corps CS)"/>
+          <w:rFonts w:ascii="Brill" w:hAnsi="Brill" w:cs="Times New Roman (Corps CS)"/>
           <w:color w:val="FF0000"/>
           <w:kern w:val="2"/>
           <w14:ligatures w14:val="standardContextual"/>
@@ -1506,7 +1138,7 @@
       </w:r>
       <w:r>
         <w:rPr>
-          <w:rFonts w:ascii="Garamond" w:hAnsi="Garamond" w:cs="Times New Roman (Corps CS)"/>
+          <w:rFonts w:ascii="Brill" w:hAnsi="Brill" w:cs="Times New Roman (Corps CS)"/>
           <w:smallCaps/>
           <w:color w:val="FF0000"/>
           <w:kern w:val="2"/>
@@ -1516,7 +1148,7 @@
       </w:r>
       <w:r>
         <w:rPr>
-          <w:rFonts w:ascii="Garamond" w:hAnsi="Garamond" w:cs="Times New Roman (Corps CS)"/>
+          <w:rFonts w:ascii="Brill" w:hAnsi="Brill" w:cs="Times New Roman (Corps CS)"/>
           <w:color w:val="FF0000"/>
           <w:kern w:val="2"/>
           <w:lang w:val="es-ES"/>
@@ -1526,7 +1158,7 @@
       </w:r>
       <w:r>
         <w:rPr>
-          <w:rFonts w:ascii="Garamond" w:hAnsi="Garamond" w:cs="Times New Roman (Corps CS)"/>
+          <w:rFonts w:ascii="Brill" w:hAnsi="Brill" w:cs="Times New Roman (Corps CS)"/>
           <w:color w:val="FF0000"/>
           <w:kern w:val="2"/>
           <w14:ligatures w14:val="standardContextual"/>
@@ -1535,7 +1167,7 @@
       </w:r>
       <w:r>
         <w:rPr>
-          <w:rFonts w:ascii="Garamond" w:hAnsi="Garamond" w:cs="Times New Roman (Corps CS)"/>
+          <w:rFonts w:ascii="Brill" w:hAnsi="Brill" w:cs="Times New Roman (Corps CS)"/>
           <w:color w:val="FF0000"/>
           <w:kern w:val="2"/>
           <w:lang w:val="es-ES"/>
@@ -1545,7 +1177,7 @@
       </w:r>
       <w:r>
         <w:rPr>
-          <w:rFonts w:ascii="Garamond" w:hAnsi="Garamond" w:cs="Times New Roman (Corps CS)"/>
+          <w:rFonts w:ascii="Brill" w:hAnsi="Brill" w:cs="Times New Roman (Corps CS)"/>
           <w:color w:val="FF0000"/>
           <w:kern w:val="2"/>
           <w14:ligatures w14:val="standardContextual"/>
@@ -1554,7 +1186,7 @@
       </w:r>
       <w:r>
         <w:rPr>
-          <w:rFonts w:ascii="Garamond" w:hAnsi="Garamond" w:cs="Times New Roman (Corps CS)"/>
+          <w:rFonts w:ascii="Brill" w:hAnsi="Brill" w:cs="Times New Roman (Corps CS)"/>
           <w:color w:val="FF0000"/>
           <w:kern w:val="2"/>
           <w:lang w:val="es-ES"/>
@@ -1564,7 +1196,7 @@
       </w:r>
       <w:r>
         <w:rPr>
-          <w:rFonts w:ascii="Garamond" w:hAnsi="Garamond" w:cs="Times New Roman (Corps CS)"/>
+          <w:rFonts w:ascii="Brill" w:hAnsi="Brill" w:cs="Times New Roman (Corps CS)"/>
           <w:color w:val="FF0000"/>
           <w:kern w:val="2"/>
           <w14:ligatures w14:val="standardContextual"/>
